--- a/docs/mercadona autopilot.docx
+++ b/docs/mercadona autopilot.docx
@@ -14,17 +14,8 @@
           <w:b/>
           <w:bCs/>
         </w:rPr>
-        <w:t xml:space="preserve">Documento de Proyecto: Mercadona </w:t>
-      </w:r>
-      <w:proofErr w:type="spellStart"/>
-      <w:r>
-        <w:rPr>
-          <w:b/>
-          <w:bCs/>
-        </w:rPr>
-        <w:t>Autopilot</w:t>
-      </w:r>
-      <w:proofErr w:type="spellEnd"/>
+        <w:t>Documento de Proyecto: Mercadona Autopilot</w:t>
+      </w:r>
     </w:p>
     <w:p>
       <w:pPr>
@@ -56,13 +47,8 @@
         <w:t>Nombre Comercial:</w:t>
       </w:r>
       <w:r>
-        <w:t xml:space="preserve"> Mercadona </w:t>
-      </w:r>
-      <w:proofErr w:type="spellStart"/>
-      <w:r>
-        <w:t>Autopilot</w:t>
-      </w:r>
-      <w:proofErr w:type="spellEnd"/>
+        <w:t xml:space="preserve"> Mercadona Autopilot</w:t>
+      </w:r>
     </w:p>
     <w:p>
       <w:pPr>
@@ -81,79 +67,13 @@
       <w:r>
         <w:t xml:space="preserve"> Arquitectura Híbrida CSP-LLM para la Generación Autónoma de Cestas (</w:t>
       </w:r>
-      <w:proofErr w:type="spellStart"/>
       <w:r>
         <w:rPr>
           <w:i/>
           <w:iCs/>
         </w:rPr>
-        <w:t>Constraint</w:t>
-      </w:r>
-      <w:proofErr w:type="spellEnd"/>
-      <w:r>
-        <w:rPr>
-          <w:i/>
-          <w:iCs/>
-        </w:rPr>
-        <w:t xml:space="preserve"> </w:t>
-      </w:r>
-      <w:proofErr w:type="spellStart"/>
-      <w:r>
-        <w:rPr>
-          <w:i/>
-          <w:iCs/>
-        </w:rPr>
-        <w:t>Satisfaction</w:t>
-      </w:r>
-      <w:proofErr w:type="spellEnd"/>
-      <w:r>
-        <w:rPr>
-          <w:i/>
-          <w:iCs/>
-        </w:rPr>
-        <w:t xml:space="preserve"> </w:t>
-      </w:r>
-      <w:proofErr w:type="spellStart"/>
-      <w:r>
-        <w:rPr>
-          <w:i/>
-          <w:iCs/>
-        </w:rPr>
-        <w:t>Problem</w:t>
-      </w:r>
-      <w:proofErr w:type="spellEnd"/>
-      <w:r>
-        <w:rPr>
-          <w:i/>
-          <w:iCs/>
-        </w:rPr>
-        <w:t xml:space="preserve"> + Large </w:t>
-      </w:r>
-      <w:proofErr w:type="spellStart"/>
-      <w:r>
-        <w:rPr>
-          <w:i/>
-          <w:iCs/>
-        </w:rPr>
-        <w:t>Language</w:t>
-      </w:r>
-      <w:proofErr w:type="spellEnd"/>
-      <w:r>
-        <w:rPr>
-          <w:i/>
-          <w:iCs/>
-        </w:rPr>
-        <w:t xml:space="preserve"> </w:t>
-      </w:r>
-      <w:proofErr w:type="spellStart"/>
-      <w:r>
-        <w:rPr>
-          <w:i/>
-          <w:iCs/>
-        </w:rPr>
-        <w:t>Models</w:t>
-      </w:r>
-      <w:proofErr w:type="spellEnd"/>
+        <w:t>Constraint Satisfaction Problem + Large Language Models</w:t>
+      </w:r>
       <w:r>
         <w:t>)</w:t>
       </w:r>
@@ -173,21 +93,19 @@
         <w:t>Objetivo Principal:</w:t>
       </w:r>
       <w:r>
-        <w:t xml:space="preserve"> Eliminar el 100% de la carga mental de "El </w:t>
-      </w:r>
-      <w:proofErr w:type="gramStart"/>
-      <w:r>
-        <w:t>Jefe</w:t>
-      </w:r>
-      <w:proofErr w:type="gramEnd"/>
-      <w:r>
-        <w:t>" al hacer la compra, devolviendo en segundos un carrito matemáticamente perfecto que maximiza la venta de productos de alto margen (Hacendado).</w:t>
+        <w:t xml:space="preserve"> Eliminar la carga mental </w:t>
+      </w:r>
+      <w:r>
+        <w:t>del cliente</w:t>
+      </w:r>
+      <w:r>
+        <w:t xml:space="preserve"> al hacer la compra, devolviendo en segundos un carrito matemáticamente perfecto que maximiza la venta de productos de alto margen (Hacendado).</w:t>
       </w:r>
     </w:p>
     <w:p>
       <w:r>
         <w:pict w14:anchorId="5CDEA8BA">
-          <v:rect id="_x0000_i1043" style="width:0;height:1.5pt" o:hralign="center" o:hrstd="t" o:hr="t" fillcolor="#a0a0a0" stroked="f"/>
+          <v:rect id="_x0000_i1025" style="width:0;height:1.5pt" o:hralign="center" o:hrstd="t" o:hr="t" fillcolor="#a0a0a0" stroked="f"/>
         </w:pict>
       </w:r>
     </w:p>
@@ -208,15 +126,7 @@
     </w:p>
     <w:p>
       <w:r>
-        <w:t xml:space="preserve">Para que el sistema no colapse y sea a prueba de balas, el motor se alimenta de un modelo de datos estricto que contempla todas las variables de la vida de "El </w:t>
-      </w:r>
-      <w:proofErr w:type="gramStart"/>
-      <w:r>
-        <w:t>Jefe</w:t>
-      </w:r>
-      <w:proofErr w:type="gramEnd"/>
-      <w:r>
-        <w:t>".</w:t>
+        <w:t>Para que el sistema no colapse y sea a prueba de balas, el motor se alimenta de un modelo de datos estricto que contempla todas las variables de la vida de "El Jefe".</w:t>
       </w:r>
     </w:p>
     <w:p>
@@ -241,41 +151,15 @@
       <w:r>
         <w:t xml:space="preserve"> Ayuno intermitente, dieta fraccionada (deportistas), </w:t>
       </w:r>
-      <w:proofErr w:type="spellStart"/>
       <w:r>
         <w:rPr>
           <w:i/>
           <w:iCs/>
         </w:rPr>
-        <w:t>batch</w:t>
-      </w:r>
-      <w:proofErr w:type="spellEnd"/>
-      <w:r>
-        <w:rPr>
-          <w:i/>
-          <w:iCs/>
-        </w:rPr>
-        <w:t xml:space="preserve"> </w:t>
-      </w:r>
-      <w:proofErr w:type="spellStart"/>
-      <w:r>
-        <w:rPr>
-          <w:i/>
-          <w:iCs/>
-        </w:rPr>
-        <w:t>cooking</w:t>
-      </w:r>
-      <w:proofErr w:type="spellEnd"/>
-      <w:r>
-        <w:t xml:space="preserve"> o </w:t>
-      </w:r>
-      <w:proofErr w:type="gramStart"/>
-      <w:r>
-        <w:t>cero tiempo</w:t>
-      </w:r>
-      <w:proofErr w:type="gramEnd"/>
-      <w:r>
-        <w:t xml:space="preserve"> para cocinar (platos preparados).</w:t>
+        <w:t>batch cooking</w:t>
+      </w:r>
+      <w:r>
+        <w:t xml:space="preserve"> o cero tiempo para cocinar (platos preparados).</w:t>
       </w:r>
     </w:p>
     <w:p>
@@ -311,15 +195,7 @@
         <w:t>Ética y Objetivos:</w:t>
       </w:r>
       <w:r>
-        <w:t xml:space="preserve"> Dietas (vegano, </w:t>
-      </w:r>
-      <w:proofErr w:type="spellStart"/>
-      <w:r>
-        <w:t>keto</w:t>
-      </w:r>
-      <w:proofErr w:type="spellEnd"/>
-      <w:r>
-        <w:t>, déficit calórico) y aversiones ("odio el cilantro" o "nada de texturas gelatinosas").</w:t>
+        <w:t xml:space="preserve"> Dietas (vegano, keto, déficit calórico) y aversiones ("odio el cilantro" o "nada de texturas gelatinosas").</w:t>
       </w:r>
     </w:p>
     <w:p>
@@ -376,10 +252,14 @@
         <w:t xml:space="preserve"> Cálculo automático de frecuencia para meter limpieza del hogar e higiene personal sin que el cliente lo pida.</w:t>
       </w:r>
     </w:p>
-    <w:p>
-      <w:r>
+    <w:p/>
+    <w:p/>
+    <w:p/>
+    <w:p>
+      <w:r>
+        <w:lastRenderedPageBreak/>
         <w:pict w14:anchorId="64FBCBE6">
-          <v:rect id="_x0000_i1044" style="width:0;height:1.5pt" o:hralign="center" o:hrstd="t" o:hr="t" fillcolor="#a0a0a0" stroked="f"/>
+          <v:rect id="_x0000_i1026" style="width:0;height:1.5pt" o:hralign="center" o:hrstd="t" o:hr="t" fillcolor="#a0a0a0" stroked="f"/>
         </w:pict>
       </w:r>
     </w:p>
@@ -400,16 +280,7 @@
     </w:p>
     <w:p>
       <w:r>
-        <w:lastRenderedPageBreak/>
-        <w:t xml:space="preserve">Para entender la bestialidad técnica, veamos cómo el </w:t>
-      </w:r>
-      <w:proofErr w:type="spellStart"/>
-      <w:r>
-        <w:t>backend</w:t>
-      </w:r>
-      <w:proofErr w:type="spellEnd"/>
-      <w:r>
-        <w:t xml:space="preserve"> procesa un caso real extremo en milisegundos.</w:t>
+        <w:t>Para entender la bestialidad técnica, veamos cómo el backend procesa un caso real en segundos.</w:t>
       </w:r>
     </w:p>
     <w:p>
@@ -485,52 +356,18 @@
           <w:b/>
           <w:bCs/>
         </w:rPr>
-        <w:t>FASE 2: El Muro Determinista (Código Python puro)</w:t>
+        <w:t>FASE 2: El Muro Determinista (Código Python)</w:t>
       </w:r>
       <w:r>
         <w:t xml:space="preserve"> Se aplica un </w:t>
       </w:r>
-      <w:proofErr w:type="spellStart"/>
       <w:r>
         <w:rPr>
           <w:i/>
           <w:iCs/>
         </w:rPr>
-        <w:t>Constraint</w:t>
-      </w:r>
-      <w:proofErr w:type="spellEnd"/>
-      <w:r>
-        <w:rPr>
-          <w:i/>
-          <w:iCs/>
-        </w:rPr>
-        <w:t xml:space="preserve"> </w:t>
-      </w:r>
-      <w:proofErr w:type="spellStart"/>
-      <w:r>
-        <w:rPr>
-          <w:i/>
-          <w:iCs/>
-        </w:rPr>
-        <w:t>Satisfaction</w:t>
-      </w:r>
-      <w:proofErr w:type="spellEnd"/>
-      <w:r>
-        <w:rPr>
-          <w:i/>
-          <w:iCs/>
-        </w:rPr>
-        <w:t xml:space="preserve"> </w:t>
-      </w:r>
-      <w:proofErr w:type="spellStart"/>
-      <w:r>
-        <w:rPr>
-          <w:i/>
-          <w:iCs/>
-        </w:rPr>
-        <w:t>Problem</w:t>
-      </w:r>
-      <w:proofErr w:type="spellEnd"/>
+        <w:t>Constraint Satisfaction Problem</w:t>
+      </w:r>
       <w:r>
         <w:t xml:space="preserve"> (CSP) a la base de datos de Mercadona. Un script elimina cualquier producto con gluten o trazas. Si la IA intenta luego sugerir pan normal, el servidor da error. Además, activa el contador de peso.</w:t>
       </w:r>
@@ -550,15 +387,7 @@
         <w:t>FASE 3: El Enjambre Multi-Agente (La Negociación)</w:t>
       </w:r>
       <w:r>
-        <w:t xml:space="preserve"> Tres agentes autónomos (IA) discuten mediante </w:t>
-      </w:r>
-      <w:proofErr w:type="spellStart"/>
-      <w:r>
-        <w:t>LangGraph</w:t>
-      </w:r>
-      <w:proofErr w:type="spellEnd"/>
-      <w:r>
-        <w:t xml:space="preserve"> sobre el catálogo ya filtrado:</w:t>
+        <w:t xml:space="preserve"> Tres agentes autónomos (IA) discuten mediante LangGraph sobre el catálogo ya filtrado:</w:t>
       </w:r>
     </w:p>
     <w:p>
@@ -630,23 +459,13 @@
         <w:t>FASE 4: La Interfaz final</w:t>
       </w:r>
       <w:r>
-        <w:t xml:space="preserve"> La </w:t>
-      </w:r>
-      <w:proofErr w:type="gramStart"/>
-      <w:r>
-        <w:t>app</w:t>
-      </w:r>
-      <w:proofErr w:type="gramEnd"/>
-      <w:r>
-        <w:t xml:space="preserve"> muestra a "El </w:t>
-      </w:r>
-      <w:proofErr w:type="gramStart"/>
-      <w:r>
-        <w:t>Jefe</w:t>
-      </w:r>
-      <w:proofErr w:type="gramEnd"/>
-      <w:r>
-        <w:t xml:space="preserve">": </w:t>
+        <w:t xml:space="preserve"> La app muestra a</w:t>
+      </w:r>
+      <w:r>
+        <w:t>l cliente</w:t>
+      </w:r>
+      <w:r>
+        <w:t xml:space="preserve">: </w:t>
       </w:r>
       <w:r>
         <w:rPr>
@@ -659,10 +478,13 @@
         <w:t>.</w:t>
       </w:r>
     </w:p>
+    <w:p/>
+    <w:p/>
+    <w:p/>
     <w:p>
       <w:r>
         <w:pict w14:anchorId="2ACA18B6">
-          <v:rect id="_x0000_i1045" style="width:0;height:1.5pt" o:hralign="center" o:hrstd="t" o:hr="t" fillcolor="#a0a0a0" stroked="f"/>
+          <v:rect id="_x0000_i1027" style="width:0;height:1.5pt" o:hralign="center" o:hrstd="t" o:hr="t" fillcolor="#a0a0a0" stroked="f"/>
         </w:pict>
       </w:r>
     </w:p>
@@ -679,11 +501,6 @@
           <w:bCs/>
         </w:rPr>
         <w:t>4. Viabilidad y Negocio: Por qué este proyecto gana</w:t>
-      </w:r>
-    </w:p>
-    <w:p>
-      <w:r>
-        <w:t>Mientras la arquitectura demuestra un nivel técnico superior, esta sección asegura el éxito comercial ante los directivos:</w:t>
       </w:r>
     </w:p>
     <w:p>
@@ -698,7 +515,6 @@
           <w:b/>
           <w:bCs/>
         </w:rPr>
-        <w:lastRenderedPageBreak/>
         <w:t>Monopolio de la Carga Mental:</w:t>
       </w:r>
       <w:r>
@@ -717,23 +533,7 @@
           <w:b/>
           <w:bCs/>
         </w:rPr>
-        <w:t xml:space="preserve">Aumento del </w:t>
-      </w:r>
-      <w:proofErr w:type="gramStart"/>
-      <w:r>
-        <w:rPr>
-          <w:b/>
-          <w:bCs/>
-        </w:rPr>
-        <w:t>Ticket</w:t>
-      </w:r>
-      <w:proofErr w:type="gramEnd"/>
-      <w:r>
-        <w:rPr>
-          <w:b/>
-          <w:bCs/>
-        </w:rPr>
-        <w:t xml:space="preserve"> Medio:</w:t>
+        <w:t>Aumento del Ticket Medio:</w:t>
       </w:r>
       <w:r>
         <w:t xml:space="preserve"> El Agente Financiero exprime cada céntimo del presupuesto del cliente, forzando la venta cruzada y priorizando siempre productos de marca propia (Hacendado/Deliplus), donde reside el mayor margen de beneficio neto de la empresa.</w:t>
@@ -754,15 +554,7 @@
         <w:t>Nueva Vía de Ingresos B2B:</w:t>
       </w:r>
       <w:r>
-        <w:t xml:space="preserve"> La misma API creada puede licenciarse a aseguradoras (Sanitas), clínicas o </w:t>
-      </w:r>
-      <w:proofErr w:type="gramStart"/>
-      <w:r>
-        <w:t>apps</w:t>
-      </w:r>
-      <w:proofErr w:type="gramEnd"/>
-      <w:r>
-        <w:t xml:space="preserve"> de gimnasios, automatizando la compra de las dietas de sus usuarios directamente en Mercadona.</w:t>
+        <w:t xml:space="preserve"> La misma API creada puede licenciarse a aseguradoras (Sanitas), clínicas o apps de gimnasios, automatizando la compra de las dietas de sus usuarios directamente en Mercadona.</w:t>
       </w:r>
     </w:p>
     <w:p/>
@@ -1952,6 +1744,7 @@
   <w:style w:type="character" w:default="1" w:styleId="Fuentedeprrafopredeter">
     <w:name w:val="Default Paragraph Font"/>
     <w:uiPriority w:val="1"/>
+    <w:semiHidden/>
     <w:unhideWhenUsed/>
   </w:style>
   <w:style w:type="table" w:default="1" w:styleId="Tablanormal">
